--- a/готовые резюме/CV_Дьяченко_Ольга_Владимировна.docx
+++ b/готовые резюме/CV_Дьяченко_Ольга_Владимировна.docx
@@ -1,8 +1,8 @@
 
 <file path=word/document.xml><?xml version="1.0" encoding="utf-8"?>
-<w:document xmlns:ns1="http://schemas.openxmlformats.org/markup-compatibility/2006" xmlns:ns2="http://schemas.microsoft.com/office/word/2010/wordml" xmlns:ns3="http://schemas.openxmlformats.org/drawingml/2006/wordprocessingDrawing" xmlns:ns4="http://schemas.microsoft.com/office/word/2010/wordprocessingDrawing" xmlns:ns5="http://schemas.openxmlformats.org/drawingml/2006/main" xmlns:ns6="http://schemas.openxmlformats.org/drawingml/2006/picture" xmlns:ns7="http://schemas.openxmlformats.org/officeDocument/2006/relationships" xmlns:ns8="http://schemas.microsoft.com/office/drawing/2010/main" xmlns:w="http://schemas.openxmlformats.org/wordprocessingml/2006/main" ns1:Ignorable="w14 w15 w16se w16cid w16 w16cex w16sdtdh w16sdtfl w16du wp14">
+<w:document xmlns:a="http://schemas.openxmlformats.org/drawingml/2006/main" xmlns:a14="http://schemas.microsoft.com/office/drawing/2010/main" xmlns:mc="http://schemas.openxmlformats.org/markup-compatibility/2006" xmlns:pic="http://schemas.openxmlformats.org/drawingml/2006/picture" xmlns:r="http://schemas.openxmlformats.org/officeDocument/2006/relationships" xmlns:w="http://schemas.openxmlformats.org/wordprocessingml/2006/main" xmlns:w14="http://schemas.microsoft.com/office/word/2010/wordml" xmlns:wp="http://schemas.openxmlformats.org/drawingml/2006/wordprocessingDrawing" xmlns:wp14="http://schemas.microsoft.com/office/word/2010/wordprocessingDrawing" mc:Ignorable="w14 w15 w16se w16cid w16 w16cex w16sdtdh w16sdtfl w16du wp14">
   <w:body>
-    <w:p ns2:paraId="3F96FF84" ns2:textId="77777777">
+    <w:p>
       <w:pPr>
         <w:spacing w:after="0" w:line="240" w:lineRule="auto"/>
         <w:rPr>
@@ -34,7 +34,7 @@
         <w:gridCol w:w="4900"/>
         <w:gridCol w:w="3316"/>
       </w:tblGrid>
-      <w:tr ns2:paraId="55BC18FF" ns2:textId="77777777">
+      <w:tr>
         <w:trPr>
           <w:trHeight w:val="20"/>
         </w:trPr>
@@ -45,7 +45,7 @@
             <w:shd w:val="clear" w:color="auto" w:fill="DBE5F1" w:themeFill="accent1" w:themeFillTint="33"/>
             <w:vAlign w:val="center"/>
           </w:tcPr>
-          <w:p ns2:paraId="4B7EACE8" ns2:textId="17186BC2">
+          <w:p>
             <w:pPr>
               <w:jc w:val="center"/>
               <w:rPr>
@@ -62,12 +62,12 @@
                 <w:sz w:val="32"/>
                 <w:szCs w:val="32"/>
               </w:rPr>
-              <w:t>Домработница, помощница по хозяйству</w:t>
+              <w:t/>
             </w:r>
           </w:p>
         </w:tc>
       </w:tr>
-      <w:tr ns2:paraId="75578F04" ns2:textId="1C5BB357">
+      <w:tr>
         <w:trPr>
           <w:trHeight w:val="20"/>
         </w:trPr>
@@ -76,7 +76,7 @@
             <w:tcW w:w="2122" w:type="dxa"/>
             <w:vAlign w:val="center"/>
           </w:tcPr>
-          <w:p ns2:paraId="574B0DA6" ns2:textId="14D1192B">
+          <w:p>
             <w:pPr>
               <w:jc w:val="center"/>
               <w:rPr>
@@ -106,7 +106,7 @@
             <w:tcW w:w="8216" w:type="dxa"/>
             <w:gridSpan w:val="2"/>
           </w:tcPr>
-          <w:p ns2:paraId="04FBC463" ns2:textId="5B247DB0">
+          <w:p>
             <w:pPr>
               <w:rPr>
                 <w:rFonts w:ascii="Arial" w:hAnsi="Arial" w:cs="Arial"/>
@@ -119,19 +119,19 @@
               <w:rPr>
                 <w:rFonts w:ascii="Arial" w:hAnsi="Arial" w:cs="Arial"/>
               </w:rPr>
-              <w:t>45 000 руб. в месяц</w:t>
+              <w:t/>
             </w:r>
           </w:p>
         </w:tc>
       </w:tr>
-      <w:tr ns2:paraId="4156432A" ns2:textId="47017F24">
+      <w:tr>
         <w:tc>
           <w:tcPr>
             <w:tcW w:w="7022" w:type="dxa"/>
             <w:gridSpan w:val="2"/>
             <w:shd w:val="clear" w:color="auto" w:fill="DBE5F1" w:themeFill="accent1" w:themeFillTint="33"/>
           </w:tcPr>
-          <w:p ns2:paraId="27CEBDDB" ns2:textId="56269E37">
+          <w:p>
             <w:pPr>
               <w:jc w:val="center"/>
               <w:rPr>
@@ -159,7 +159,7 @@
             <w:tcW w:w="3316" w:type="dxa"/>
             <w:vMerge w:val="restart"/>
           </w:tcPr>
-          <w:p ns2:paraId="1F77740D" ns2:textId="06FF34D1">
+          <w:p>
             <w:pPr>
               <w:jc w:val="center"/>
               <w:rPr>
@@ -178,51 +178,51 @@
                 <w:szCs w:val="20"/>
               </w:rPr>
               <w:drawing>
-                <ns3:inline distT="0" distB="0" distL="0" distR="0" ns4:anchorId="0799FBEA" ns4:editId="3961E626">
-                  <ns3:extent cx="1967865" cy="1967865"/>
-                  <ns3:effectExtent l="0" t="0" r="635" b="635"/>
-                  <ns3:docPr id="773975820" name="Рисунок 3"/>
-                  <ns3:cNvGraphicFramePr>
-                    <ns5:graphicFrameLocks noChangeAspect="1"/>
-                  </ns3:cNvGraphicFramePr>
-                  <ns5:graphic>
-                    <ns5:graphicData uri="http://schemas.openxmlformats.org/drawingml/2006/picture">
-                      <ns6:pic>
-                        <ns6:nvPicPr>
-                          <ns6:cNvPr id="773975820" name="Рисунок 773975820"/>
-                          <ns6:cNvPicPr/>
-                        </ns6:nvPicPr>
-                        <ns6:blipFill>
-                          <ns5:blip ns7:embed="rId8" cstate="print">
-                            <ns5:extLst>
-                              <ns5:ext uri="{28A0092B-C50C-407E-A947-70E740481C1C}">
-                                <ns8:useLocalDpi val="0"/>
-                              </ns5:ext>
-                            </ns5:extLst>
-                          </ns5:blip>
-                          <ns5:stretch>
-                            <ns5:fillRect/>
-                          </ns5:stretch>
-                        </ns6:blipFill>
-                        <ns6:spPr>
-                          <ns5:xfrm>
-                            <ns5:off x="0" y="0"/>
-                            <ns5:ext cx="1990674" cy="1990674"/>
-                          </ns5:xfrm>
-                          <ns5:prstGeom prst="rect">
-                            <ns5:avLst/>
-                          </ns5:prstGeom>
-                        </ns6:spPr>
-                      </ns6:pic>
-                    </ns5:graphicData>
-                  </ns5:graphic>
-                </ns3:inline>
+                <wp:inline distT="0" distB="0" distL="0" distR="0" wp14:anchorId="0799FBEA" wp14:editId="3961E626">
+                  <wp:extent cx="1967865" cy="1967865"/>
+                  <wp:effectExtent l="0" t="0" r="635" b="635"/>
+                  <wp:docPr id="773975820" name="Рисунок 3"/>
+                  <wp:cNvGraphicFramePr>
+                    <a:graphicFrameLocks noChangeAspect="1"/>
+                  </wp:cNvGraphicFramePr>
+                  <a:graphic>
+                    <a:graphicData uri="http://schemas.openxmlformats.org/drawingml/2006/picture">
+                      <pic:pic>
+                        <pic:nvPicPr>
+                          <pic:cNvPr id="773975820" name="Рисунок 773975820"/>
+                          <pic:cNvPicPr/>
+                        </pic:nvPicPr>
+                        <pic:blipFill>
+                          <a:blip r:embed="rId8" cstate="print">
+                            <a:extLst>
+                              <a:ext uri="{28A0092B-C50C-407E-A947-70E740481C1C}">
+                                <a14:useLocalDpi val="0"/>
+                              </a:ext>
+                            </a:extLst>
+                          </a:blip>
+                          <a:stretch>
+                            <a:fillRect/>
+                          </a:stretch>
+                        </pic:blipFill>
+                        <pic:spPr>
+                          <a:xfrm>
+                            <a:off x="0" y="0"/>
+                            <a:ext cx="1990674" cy="1990674"/>
+                          </a:xfrm>
+                          <a:prstGeom prst="rect">
+                            <a:avLst/>
+                          </a:prstGeom>
+                        </pic:spPr>
+                      </pic:pic>
+                    </a:graphicData>
+                  </a:graphic>
+                </wp:inline>
               </w:drawing>
             </w:r>
           </w:p>
         </w:tc>
       </w:tr>
-      <w:tr ns2:paraId="77B6E306" ns2:textId="4BACF779">
+      <w:tr>
         <w:trPr>
           <w:trHeight w:val="662"/>
         </w:trPr>
@@ -231,7 +231,7 @@
             <w:tcW w:w="2122" w:type="dxa"/>
             <w:vAlign w:val="center"/>
           </w:tcPr>
-          <w:p ns2:paraId="41C2FC1C" ns2:textId="77777777">
+          <w:p>
             <w:pPr>
               <w:jc w:val="center"/>
               <w:rPr>
@@ -259,7 +259,7 @@
             <w:tcW w:w="4900" w:type="dxa"/>
             <w:vAlign w:val="center"/>
           </w:tcPr>
-          <w:p ns2:paraId="0F02C11B" ns2:textId="09CAA0A5">
+          <w:p>
             <w:pPr>
               <w:widowControl w:val="0"/>
               <w:autoSpaceDE w:val="0"/>
@@ -288,7 +288,7 @@
             <w:vMerge/>
             <w:vAlign w:val="center"/>
           </w:tcPr>
-          <w:p ns2:paraId="459EA8B6" ns2:textId="77777777">
+          <w:p>
             <w:pPr>
               <w:widowControl w:val="0"/>
               <w:autoSpaceDE w:val="0"/>
@@ -304,7 +304,7 @@
           </w:p>
         </w:tc>
       </w:tr>
-      <w:tr ns2:paraId="31FD062B" ns2:textId="6E954D0F">
+      <w:tr>
         <w:trPr>
           <w:trHeight w:val="872"/>
         </w:trPr>
@@ -313,7 +313,7 @@
             <w:tcW w:w="2122" w:type="dxa"/>
             <w:vAlign w:val="center"/>
           </w:tcPr>
-          <w:p ns2:paraId="6141A159" ns2:textId="77777777">
+          <w:p>
             <w:pPr>
               <w:jc w:val="center"/>
               <w:rPr>
@@ -341,7 +341,7 @@
             <w:tcW w:w="4900" w:type="dxa"/>
             <w:vAlign w:val="center"/>
           </w:tcPr>
-          <w:p ns2:paraId="496B3C81" ns2:textId="266C9014">
+          <w:p>
             <w:pPr>
               <w:rPr>
                 <w:rFonts w:ascii="Arial" w:hAnsi="Arial" w:cs="Arial"/>
@@ -365,7 +365,7 @@
             <w:vMerge/>
             <w:vAlign w:val="center"/>
           </w:tcPr>
-          <w:p ns2:paraId="70BA3846" ns2:textId="77777777">
+          <w:p>
             <w:pPr>
               <w:rPr>
                 <w:rFonts w:ascii="Arial" w:hAnsi="Arial" w:cs="Arial"/>
@@ -377,7 +377,7 @@
           </w:p>
         </w:tc>
       </w:tr>
-      <w:tr ns2:paraId="192EDC19" ns2:textId="76146639">
+      <w:tr>
         <w:trPr>
           <w:trHeight w:val="20"/>
         </w:trPr>
@@ -386,7 +386,7 @@
             <w:tcW w:w="2122" w:type="dxa"/>
             <w:vAlign w:val="center"/>
           </w:tcPr>
-          <w:p ns2:paraId="7D751CF0" ns2:textId="47165AD6">
+          <w:p>
             <w:pPr>
               <w:jc w:val="center"/>
               <w:rPr>
@@ -414,7 +414,7 @@
             <w:tcW w:w="4900" w:type="dxa"/>
             <w:vAlign w:val="center"/>
           </w:tcPr>
-          <w:p ns2:paraId="4675F987" ns2:textId="77777777">
+          <w:p>
             <w:pPr>
               <w:rPr>
                 <w:rFonts w:ascii="Arial" w:hAnsi="Arial" w:cs="Arial"/>
@@ -426,7 +426,22 @@
                 <w:rFonts w:ascii="Arial" w:hAnsi="Arial" w:cs="Arial"/>
                 <w:bCs/>
               </w:rPr>
-              <w:t>3 ноября 1981 г. (30 лет)</w:t>
+              <w:t>3 ноября 1981 г.</w:t>
+            </w:r>
+          </w:p>
+          <w:p>
+            <w:pPr>
+              <w:rPr>
+                <w:rFonts w:ascii="Arial" w:hAnsi="Arial" w:cs="Arial"/>
+                <w:bCs/>
+              </w:rPr>
+            </w:pPr>
+            <w:r>
+              <w:rPr>
+                <w:rFonts w:ascii="Arial" w:hAnsi="Arial" w:cs="Arial"/>
+                <w:bCs/>
+              </w:rPr>
+              <w:t>Полных лет: 44</w:t>
             </w:r>
           </w:p>
         </w:tc>
@@ -436,7 +451,7 @@
             <w:vMerge/>
             <w:vAlign w:val="center"/>
           </w:tcPr>
-          <w:p ns2:paraId="07A29F95" ns2:textId="77777777">
+          <w:p>
             <w:pPr>
               <w:rPr>
                 <w:rFonts w:ascii="Arial" w:hAnsi="Arial" w:cs="Arial"/>
@@ -447,7 +462,7 @@
         </w:tc>
       </w:tr>
     </w:tbl>
-    <w:p ns2:paraId="099AC384" ns2:textId="77777777">
+    <w:p>
       <w:pPr>
         <w:rPr>
           <w:sz w:val="10"/>
@@ -477,7 +492,7 @@
         <w:gridCol w:w="3539"/>
         <w:gridCol w:w="6804"/>
       </w:tblGrid>
-      <w:tr ns2:paraId="513FAE2D" ns2:textId="77777777">
+      <w:tr>
         <w:tc>
           <w:tcPr>
             <w:tcW w:w="10343" w:type="dxa"/>
@@ -485,7 +500,7 @@
             <w:shd w:val="clear" w:color="auto" w:fill="DBE5F1" w:themeFill="accent1" w:themeFillTint="33"/>
             <w:vAlign w:val="center"/>
           </w:tcPr>
-          <w:p ns2:paraId="34C795B5" ns2:textId="67C71439">
+          <w:p>
             <w:pPr>
               <w:rPr>
                 <w:rFonts w:ascii="Arial" w:hAnsi="Arial" w:cs="Arial"/>
@@ -516,7 +531,7 @@
               <w:t>*</w:t>
             </w:r>
           </w:p>
-          <w:p ns2:paraId="2241CC19" ns2:textId="5CC8DF55">
+          <w:p>
             <w:pPr>
               <w:rPr>
                 <w:rFonts w:ascii="Arial" w:hAnsi="Arial" w:cs="Arial"/>
@@ -535,7 +550,7 @@
           </w:p>
         </w:tc>
       </w:tr>
-      <w:tr ns2:paraId="275BE565" ns2:textId="77777777">
+      <w:tr>
         <w:trPr>
           <w:trHeight w:val="405"/>
         </w:trPr>
@@ -547,7 +562,7 @@
             </w:tcBorders>
             <w:vAlign w:val="center"/>
           </w:tcPr>
-          <w:p ns2:paraId="65B5BF3A" ns2:textId="333A9FB0">
+          <w:p>
             <w:pPr>
               <w:rPr>
                 <w:rFonts w:ascii="Arial" w:hAnsi="Arial" w:cs="Arial"/>
@@ -577,7 +592,7 @@
             </w:tcBorders>
             <w:vAlign w:val="center"/>
           </w:tcPr>
-          <w:p ns2:paraId="29342157" ns2:textId="77777777">
+          <w:p>
             <w:pPr>
               <w:rPr>
                 <w:rFonts w:ascii="Arial" w:hAnsi="Arial" w:cs="Arial"/>
@@ -594,7 +609,7 @@
           </w:p>
         </w:tc>
       </w:tr>
-      <w:tr ns2:paraId="0FB85737" ns2:textId="77777777">
+      <w:tr>
         <w:trPr>
           <w:trHeight w:val="405"/>
         </w:trPr>
@@ -606,7 +621,7 @@
             </w:tcBorders>
             <w:vAlign w:val="center"/>
           </w:tcPr>
-          <w:p ns2:paraId="6D1358B8" ns2:textId="2C960068">
+          <w:p>
             <w:pPr>
               <w:rPr>
                 <w:rFonts w:ascii="Arial" w:hAnsi="Arial" w:cs="Arial"/>
@@ -636,7 +651,7 @@
             </w:tcBorders>
             <w:vAlign w:val="center"/>
           </w:tcPr>
-          <w:p ns2:paraId="1A3F76AC" ns2:textId="43FDDAD6">
+          <w:p>
             <w:pPr>
               <w:rPr>
                 <w:rFonts w:ascii="Arial" w:hAnsi="Arial" w:cs="Arial"/>
@@ -646,12 +661,12 @@
               <w:rPr>
                 <w:rFonts w:ascii="Arial" w:hAnsi="Arial" w:cs="Arial"/>
               </w:rPr>
-              <w:t/>
+              <w:t>Фактическое местонахождения</w:t>
             </w:r>
           </w:p>
         </w:tc>
       </w:tr>
-      <w:tr ns2:paraId="36D36EAF" ns2:textId="77777777">
+      <w:tr>
         <w:trPr>
           <w:trHeight w:val="405"/>
         </w:trPr>
@@ -663,7 +678,7 @@
             </w:tcBorders>
             <w:vAlign w:val="center"/>
           </w:tcPr>
-          <w:p ns2:paraId="10460161" ns2:textId="7C00A5D5">
+          <w:p>
             <w:pPr>
               <w:rPr>
                 <w:rFonts w:ascii="Arial" w:hAnsi="Arial" w:cs="Arial"/>
@@ -693,7 +708,7 @@
             </w:tcBorders>
             <w:vAlign w:val="center"/>
           </w:tcPr>
-          <w:p ns2:paraId="68AFAED7" ns2:textId="285A221F">
+          <w:p>
             <w:pPr>
               <w:rPr>
                 <w:rFonts w:ascii="Arial" w:hAnsi="Arial" w:cs="Arial"/>
@@ -703,12 +718,12 @@
               <w:rPr>
                 <w:rFonts w:ascii="Arial" w:hAnsi="Arial" w:cs="Arial"/>
               </w:rPr>
-              <w:t>Москва; Москва ул.Исринская</w:t>
+              <w:t/>
             </w:r>
           </w:p>
         </w:tc>
       </w:tr>
-      <w:tr ns2:paraId="662089D1" ns2:textId="77777777">
+      <w:tr>
         <w:trPr>
           <w:trHeight w:val="405"/>
         </w:trPr>
@@ -720,7 +735,7 @@
             </w:tcBorders>
             <w:vAlign w:val="center"/>
           </w:tcPr>
-          <w:p ns2:paraId="2691C38E" ns2:textId="6AC97838">
+          <w:p>
             <w:pPr>
               <w:rPr>
                 <w:rFonts w:ascii="Arial" w:hAnsi="Arial" w:cs="Arial"/>
@@ -801,7 +816,7 @@
             </w:tcBorders>
             <w:vAlign w:val="center"/>
           </w:tcPr>
-          <w:p ns2:paraId="4107DFC6" ns2:textId="361BFE1D">
+          <w:p>
             <w:pPr>
               <w:rPr>
                 <w:rFonts w:ascii="Arial" w:hAnsi="Arial" w:cs="Arial"/>
@@ -816,7 +831,7 @@
           </w:p>
         </w:tc>
       </w:tr>
-      <w:tr ns2:paraId="56CF468B" ns2:textId="77777777">
+      <w:tr>
         <w:trPr>
           <w:trHeight w:val="405"/>
         </w:trPr>
@@ -828,7 +843,7 @@
             </w:tcBorders>
             <w:vAlign w:val="center"/>
           </w:tcPr>
-          <w:p ns2:paraId="4616AC28" ns2:textId="5386C251">
+          <w:p>
             <w:pPr>
               <w:rPr>
                 <w:rFonts w:ascii="Arial" w:hAnsi="Arial" w:cs="Arial"/>
@@ -858,7 +873,7 @@
             </w:tcBorders>
             <w:vAlign w:val="center"/>
           </w:tcPr>
-          <w:p ns2:paraId="6ED75B1C" ns2:textId="08F53B64">
+          <w:p>
             <w:pPr>
               <w:rPr>
                 <w:rFonts w:ascii="Arial" w:hAnsi="Arial" w:cs="Arial"/>
@@ -873,7 +888,7 @@
           </w:p>
         </w:tc>
       </w:tr>
-      <w:tr ns2:paraId="7A206494" ns2:textId="77777777">
+      <w:tr>
         <w:trPr>
           <w:trHeight w:val="405"/>
         </w:trPr>
@@ -885,7 +900,7 @@
             </w:tcBorders>
             <w:vAlign w:val="center"/>
           </w:tcPr>
-          <w:p ns2:paraId="08C0C437" ns2:textId="4A27742B">
+          <w:p>
             <w:pPr>
               <w:rPr>
                 <w:rFonts w:ascii="Arial" w:hAnsi="Arial" w:cs="Arial"/>
@@ -915,7 +930,7 @@
             </w:tcBorders>
             <w:vAlign w:val="center"/>
           </w:tcPr>
-          <w:p ns2:paraId="66342947" ns2:textId="2C0D25B6">
+          <w:p>
             <w:pPr>
               <w:rPr>
                 <w:rFonts w:ascii="Arial" w:hAnsi="Arial" w:cs="Arial"/>
@@ -930,7 +945,7 @@
           </w:p>
         </w:tc>
       </w:tr>
-      <w:tr ns2:paraId="3C45088D" ns2:textId="77777777">
+      <w:tr>
         <w:trPr>
           <w:trHeight w:val="405"/>
         </w:trPr>
@@ -942,7 +957,7 @@
             </w:tcBorders>
             <w:vAlign w:val="center"/>
           </w:tcPr>
-          <w:p ns2:paraId="3F23DE09" ns2:textId="0B4DFFEA">
+          <w:p>
             <w:pPr>
               <w:rPr>
                 <w:rFonts w:ascii="Arial" w:hAnsi="Arial" w:cs="Arial"/>
@@ -972,7 +987,7 @@
             </w:tcBorders>
             <w:vAlign w:val="center"/>
           </w:tcPr>
-          <w:p ns2:paraId="5E09E28C" ns2:textId="477F63D3">
+          <w:p>
             <w:pPr>
               <w:rPr>
                 <w:rFonts w:ascii="Arial" w:hAnsi="Arial" w:cs="Arial"/>
@@ -987,7 +1002,7 @@
           </w:p>
         </w:tc>
       </w:tr>
-      <w:tr ns2:paraId="0AF28F72" ns2:textId="77777777">
+      <w:tr>
         <w:trPr>
           <w:trHeight w:val="405"/>
         </w:trPr>
@@ -999,7 +1014,7 @@
             </w:tcBorders>
             <w:vAlign w:val="center"/>
           </w:tcPr>
-          <w:p ns2:paraId="7162D30C" ns2:textId="2F3C0C56">
+          <w:p>
             <w:pPr>
               <w:rPr>
                 <w:rFonts w:ascii="Arial" w:hAnsi="Arial" w:cs="Arial"/>
@@ -1029,7 +1044,7 @@
             </w:tcBorders>
             <w:vAlign w:val="center"/>
           </w:tcPr>
-          <w:p ns2:paraId="77477223" ns2:textId="4DF5A21D">
+          <w:p>
             <w:pPr>
               <w:rPr>
                 <w:rFonts w:ascii="Arial" w:hAnsi="Arial" w:cs="Arial"/>
@@ -1045,7 +1060,7 @@
         </w:tc>
       </w:tr>
     </w:tbl>
-    <w:p ns2:paraId="7617341C" ns2:textId="77777777"/>
+    <w:p/>
     <w:tbl>
       <w:tblPr>
         <w:tblStyle w:val="a9"/>
@@ -1059,13 +1074,13 @@
       <w:tblGrid>
         <w:gridCol w:w="10338"/>
       </w:tblGrid>
-      <w:tr ns2:paraId="2CD307C5" ns2:textId="77777777">
+      <w:tr>
         <w:tc>
           <w:tcPr>
             <w:tcW w:w="0" w:type="auto"/>
             <w:shd w:val="clear" w:color="auto" w:fill="DBE5F1" w:themeFill="accent1" w:themeFillTint="33"/>
           </w:tcPr>
-          <w:p ns2:paraId="16BB5C5D" ns2:textId="77777777">
+          <w:p>
             <w:pPr>
               <w:rPr>
                 <w:rFonts w:ascii="Arial" w:hAnsi="Arial" w:cs="Arial"/>
@@ -1084,12 +1099,12 @@
           </w:p>
         </w:tc>
       </w:tr>
-      <w:tr ns2:paraId="784BA269" ns2:textId="77777777">
+      <w:tr>
         <w:tc>
           <w:tcPr>
             <w:tcW w:w="0" w:type="auto"/>
           </w:tcPr>
-          <w:p ns2:paraId="36DDDBF2" ns2:textId="2B989F38">
+          <w:p>
             <w:pPr>
               <w:rPr>
                 <w:rFonts w:ascii="Arial" w:hAnsi="Arial" w:cs="Arial"/>
@@ -1099,18 +1114,18 @@
               <w:rPr>
                 <w:rFonts w:ascii="Arial" w:hAnsi="Arial" w:cs="Arial"/>
               </w:rPr>
-              <w:t>Добрая ответственная, тактичная, компитентная, энергичная, без вредных привычек</w:t>
+              <w:t/>
             </w:r>
           </w:p>
         </w:tc>
       </w:tr>
-      <w:tr ns2:paraId="2C40B20C" ns2:textId="77777777">
+      <w:tr>
         <w:tc>
           <w:tcPr>
             <w:tcW w:w="0" w:type="auto"/>
             <w:shd w:val="clear" w:color="auto" w:fill="DBE5F1" w:themeFill="accent1" w:themeFillTint="33"/>
           </w:tcPr>
-          <w:p ns2:paraId="5D088E1C" ns2:textId="2947A034">
+          <w:p>
             <w:pPr>
               <w:rPr>
                 <w:rFonts w:ascii="Arial" w:hAnsi="Arial" w:cs="Arial"/>
@@ -1138,12 +1153,12 @@
           </w:p>
         </w:tc>
       </w:tr>
-      <w:tr ns2:paraId="3125E30B" ns2:textId="77777777">
+      <w:tr>
         <w:tc>
           <w:tcPr>
             <w:tcW w:w="0" w:type="auto"/>
           </w:tcPr>
-          <w:p ns2:paraId="0B7C0DB0" ns2:textId="221C1D31">
+          <w:p>
             <w:pPr>
               <w:rPr>
                 <w:rFonts w:ascii="Arial" w:hAnsi="Arial" w:cs="Arial"/>
@@ -1159,7 +1174,7 @@
         </w:tc>
       </w:tr>
     </w:tbl>
-    <w:p ns2:paraId="321E95CB" ns2:textId="77777777">
+    <w:p>
       <w:pPr>
         <w:rPr>
           <w:sz w:val="10"/>
@@ -1189,7 +1204,7 @@
         <w:gridCol w:w="2547"/>
         <w:gridCol w:w="7791"/>
       </w:tblGrid>
-      <w:tr ns2:paraId="58249B74" ns2:textId="77777777">
+      <w:tr>
         <w:trPr>
           <w:trHeight w:val="401"/>
         </w:trPr>
@@ -1202,7 +1217,7 @@
             <w:shd w:val="clear" w:color="auto" w:fill="DBE5F1" w:themeFill="accent1" w:themeFillTint="33"/>
             <w:vAlign w:val="center"/>
           </w:tcPr>
-          <w:p ns2:paraId="7EF2B023" ns2:textId="3E75CEBE">
+          <w:p>
             <w:pPr>
               <w:jc w:val="center"/>
               <w:rPr>
@@ -1234,7 +1249,7 @@
             <w:shd w:val="clear" w:color="auto" w:fill="DBE5F1" w:themeFill="accent1" w:themeFillTint="33"/>
             <w:vAlign w:val="center"/>
           </w:tcPr>
-          <w:p ns2:paraId="4C223A55" ns2:textId="27ADAFD1">
+          <w:p>
             <w:pPr>
               <w:jc w:val="center"/>
               <w:rPr>
@@ -1258,7 +1273,7 @@
           </w:p>
         </w:tc>
       </w:tr>
-      <w:tr ns2:paraId="532F1CFB" ns2:textId="77777777">
+      <w:tr>
         <w:trPr>
           <w:trHeight w:val="997"/>
         </w:trPr>
@@ -1270,7 +1285,7 @@
             </w:tcBorders>
             <w:vAlign w:val="center"/>
           </w:tcPr>
-          <w:p ns2:paraId="55C5A6B2" ns2:textId="3431FD4A">
+          <w:p>
             <w:pPr>
               <w:jc w:val="center"/>
               <w:rPr>
@@ -1284,7 +1299,7 @@
                 <w:rFonts w:ascii="Arial" w:hAnsi="Arial" w:cs="Arial"/>
                 <w:bCs/>
               </w:rPr>
-              <w:t>Высшее</w:t>
+              <w:t>УЧЕБНОЕ ЗАВЕДЕНИЕ, ГОД ОКОНЧАНИЯ</w:t>
             </w:r>
           </w:p>
         </w:tc>
@@ -1296,7 +1311,7 @@
               <w:left w:val="nil"/>
             </w:tcBorders>
           </w:tcPr>
-          <w:p ns2:paraId="43F51A46" ns2:textId="597C3C83">
+          <w:p>
             <w:pPr>
               <w:shd w:val="clear" w:color="auto" w:fill="FFFFFF"/>
               <w:textAlignment w:val="top"/>
@@ -1311,10 +1326,10 @@
                 <w:bCs/>
                 <w:color w:val="2A3137"/>
               </w:rPr>
-              <w:t>Высшее</w:t>
+              <w:t>Межрегиональная академия управления персоналом (Киев)</w:t>
             </w:r>
           </w:p>
-          <w:p ns2:paraId="43F51A46" ns2:textId="597C3C83">
+          <w:p>
             <w:pPr>
               <w:shd w:val="clear" w:color="auto" w:fill="FFFFFF"/>
               <w:textAlignment w:val="top"/>
@@ -1329,10 +1344,10 @@
                 <w:bCs/>
                 <w:color w:val="2A3137"/>
               </w:rPr>
-              <w:t>Дата рождения:</w:t>
+              <w:t>Дата окончания:</w:t>
             </w:r>
           </w:p>
-          <w:p ns2:paraId="43F51A46" ns2:textId="597C3C83">
+          <w:p>
             <w:pPr>
               <w:shd w:val="clear" w:color="auto" w:fill="FFFFFF"/>
               <w:textAlignment w:val="top"/>
@@ -1347,10 +1362,10 @@
                 <w:bCs/>
                 <w:color w:val="2A3137"/>
               </w:rPr>
-              <w:t>3 ноября 1981 г. (30 лет)</w:t>
+              <w:t>Январь 2012 года</w:t>
             </w:r>
           </w:p>
-          <w:p ns2:paraId="43F51A46" ns2:textId="597C3C83">
+          <w:p>
             <w:pPr>
               <w:shd w:val="clear" w:color="auto" w:fill="FFFFFF"/>
               <w:textAlignment w:val="top"/>
@@ -1365,10 +1380,10 @@
                 <w:bCs/>
                 <w:color w:val="2A3137"/>
               </w:rPr>
-              <w:t>Пол:</w:t>
+              <w:t>Факультет:</w:t>
             </w:r>
           </w:p>
-          <w:p ns2:paraId="43F51A46" ns2:textId="597C3C83">
+          <w:p>
             <w:pPr>
               <w:shd w:val="clear" w:color="auto" w:fill="FFFFFF"/>
               <w:textAlignment w:val="top"/>
@@ -1383,10 +1398,10 @@
                 <w:bCs/>
                 <w:color w:val="2A3137"/>
               </w:rPr>
-              <w:t>Женский</w:t>
+              <w:t>Международная экономика</w:t>
             </w:r>
           </w:p>
-          <w:p ns2:paraId="43F51A46" ns2:textId="597C3C83">
+          <w:p>
             <w:pPr>
               <w:shd w:val="clear" w:color="auto" w:fill="FFFFFF"/>
               <w:textAlignment w:val="top"/>
@@ -1401,10 +1416,10 @@
                 <w:bCs/>
                 <w:color w:val="2A3137"/>
               </w:rPr>
-              <w:t>Семейное положение:</w:t>
+              <w:t>Специальность:</w:t>
             </w:r>
           </w:p>
-          <w:p ns2:paraId="43F51A46" ns2:textId="597C3C83">
+          <w:p>
             <w:pPr>
               <w:shd w:val="clear" w:color="auto" w:fill="FFFFFF"/>
               <w:textAlignment w:val="top"/>
@@ -1419,10 +1434,10 @@
                 <w:bCs/>
                 <w:color w:val="2A3137"/>
               </w:rPr>
-              <w:t>Замужем, дети есть</w:t>
+              <w:t>Финансы и кредит</w:t>
             </w:r>
           </w:p>
-          <w:p ns2:paraId="43F51A46" ns2:textId="597C3C83">
+          <w:p>
             <w:pPr>
               <w:shd w:val="clear" w:color="auto" w:fill="FFFFFF"/>
               <w:textAlignment w:val="top"/>
@@ -1437,370 +1452,10 @@
                 <w:bCs/>
                 <w:color w:val="2A3137"/>
               </w:rPr>
-              <w:t>Гражданство:</w:t>
-            </w:r>
-          </w:p>
-          <w:p ns2:paraId="43F51A46" ns2:textId="597C3C83">
-            <w:pPr>
-              <w:shd w:val="clear" w:color="auto" w:fill="FFFFFF"/>
-              <w:textAlignment w:val="top"/>
-              <w:rPr>
-                <w:rFonts w:ascii="Arial" w:eastAsia="Times New Roman" w:hAnsi="Arial" w:cs="Arial"/>
-                <w:color w:val="2A3137"/>
-              </w:rPr>
-            </w:pPr>
-            <w:r>
-              <w:rPr>
-                <w:rFonts w:ascii="Arial" w:eastAsia="Times New Roman" w:hAnsi="Arial" w:cs="Arial"/>
-                <w:bCs/>
-                <w:color w:val="2A3137"/>
-              </w:rPr>
-              <w:t>Украина</w:t>
-            </w:r>
-          </w:p>
-          <w:p ns2:paraId="43F51A46" ns2:textId="597C3C83">
-            <w:pPr>
-              <w:shd w:val="clear" w:color="auto" w:fill="FFFFFF"/>
-              <w:textAlignment w:val="top"/>
-              <w:rPr>
-                <w:rFonts w:ascii="Arial" w:eastAsia="Times New Roman" w:hAnsi="Arial" w:cs="Arial"/>
-                <w:color w:val="2A3137"/>
-              </w:rPr>
-            </w:pPr>
-            <w:r>
-              <w:rPr>
-                <w:rFonts w:ascii="Arial" w:eastAsia="Times New Roman" w:hAnsi="Arial" w:cs="Arial"/>
-                <w:bCs/>
-                <w:color w:val="2A3137"/>
-              </w:rPr>
-              <w:t>Опыт работы</w:t>
-            </w:r>
-          </w:p>
-          <w:p ns2:paraId="43F51A46" ns2:textId="597C3C83">
-            <w:pPr>
-              <w:shd w:val="clear" w:color="auto" w:fill="FFFFFF"/>
-              <w:textAlignment w:val="top"/>
-              <w:rPr>
-                <w:rFonts w:ascii="Arial" w:eastAsia="Times New Roman" w:hAnsi="Arial" w:cs="Arial"/>
-                <w:color w:val="2A3137"/>
-              </w:rPr>
-            </w:pPr>
-            <w:r>
-              <w:rPr>
-                <w:rFonts w:ascii="Arial" w:eastAsia="Times New Roman" w:hAnsi="Arial" w:cs="Arial"/>
-                <w:bCs/>
-                <w:color w:val="2A3137"/>
-              </w:rPr>
-              <w:t>Период работы:</w:t>
-            </w:r>
-          </w:p>
-          <w:p ns2:paraId="43F51A46" ns2:textId="597C3C83">
-            <w:pPr>
-              <w:shd w:val="clear" w:color="auto" w:fill="FFFFFF"/>
-              <w:textAlignment w:val="top"/>
-              <w:rPr>
-                <w:rFonts w:ascii="Arial" w:eastAsia="Times New Roman" w:hAnsi="Arial" w:cs="Arial"/>
-                <w:color w:val="2A3137"/>
-              </w:rPr>
-            </w:pPr>
-            <w:r>
-              <w:rPr>
-                <w:rFonts w:ascii="Arial" w:eastAsia="Times New Roman" w:hAnsi="Arial" w:cs="Arial"/>
-                <w:bCs/>
-                <w:color w:val="2A3137"/>
-              </w:rPr>
-              <w:t>С февраля 2007 по январь 2012 года</w:t>
-            </w:r>
-          </w:p>
-          <w:p ns2:paraId="43F51A46" ns2:textId="597C3C83">
-            <w:pPr>
-              <w:shd w:val="clear" w:color="auto" w:fill="FFFFFF"/>
-              <w:textAlignment w:val="top"/>
-              <w:rPr>
-                <w:rFonts w:ascii="Arial" w:eastAsia="Times New Roman" w:hAnsi="Arial" w:cs="Arial"/>
-                <w:color w:val="2A3137"/>
-              </w:rPr>
-            </w:pPr>
-            <w:r>
-              <w:rPr>
-                <w:rFonts w:ascii="Arial" w:eastAsia="Times New Roman" w:hAnsi="Arial" w:cs="Arial"/>
-                <w:bCs/>
-                <w:color w:val="2A3137"/>
-              </w:rPr>
-              <w:t>Должность:</w:t>
-            </w:r>
-          </w:p>
-          <w:p ns2:paraId="43F51A46" ns2:textId="597C3C83">
-            <w:pPr>
-              <w:shd w:val="clear" w:color="auto" w:fill="FFFFFF"/>
-              <w:textAlignment w:val="top"/>
-              <w:rPr>
-                <w:rFonts w:ascii="Arial" w:eastAsia="Times New Roman" w:hAnsi="Arial" w:cs="Arial"/>
-                <w:color w:val="2A3137"/>
-              </w:rPr>
-            </w:pPr>
-            <w:r>
-              <w:rPr>
-                <w:rFonts w:ascii="Arial" w:eastAsia="Times New Roman" w:hAnsi="Arial" w:cs="Arial"/>
-                <w:bCs/>
-                <w:color w:val="2A3137"/>
-              </w:rPr>
-              <w:t>Домработница (Полная занятость)</w:t>
-            </w:r>
-          </w:p>
-          <w:p ns2:paraId="43F51A46" ns2:textId="597C3C83">
-            <w:pPr>
-              <w:shd w:val="clear" w:color="auto" w:fill="FFFFFF"/>
-              <w:textAlignment w:val="top"/>
-              <w:rPr>
-                <w:rFonts w:ascii="Arial" w:eastAsia="Times New Roman" w:hAnsi="Arial" w:cs="Arial"/>
-                <w:color w:val="2A3137"/>
-              </w:rPr>
-            </w:pPr>
-            <w:r>
-              <w:rPr>
-                <w:rFonts w:ascii="Arial" w:eastAsia="Times New Roman" w:hAnsi="Arial" w:cs="Arial"/>
-                <w:bCs/>
-                <w:color w:val="2A3137"/>
-              </w:rPr>
-              <w:t>В организации:</w:t>
-            </w:r>
-          </w:p>
-          <w:p ns2:paraId="43F51A46" ns2:textId="597C3C83">
-            <w:pPr>
-              <w:shd w:val="clear" w:color="auto" w:fill="FFFFFF"/>
-              <w:textAlignment w:val="top"/>
-              <w:rPr>
-                <w:rFonts w:ascii="Arial" w:eastAsia="Times New Roman" w:hAnsi="Arial" w:cs="Arial"/>
-                <w:color w:val="2A3137"/>
-              </w:rPr>
-            </w:pPr>
-            <w:r>
-              <w:rPr>
-                <w:rFonts w:ascii="Arial" w:eastAsia="Times New Roman" w:hAnsi="Arial" w:cs="Arial"/>
-                <w:bCs/>
-                <w:color w:val="2A3137"/>
-              </w:rPr>
-              <w:t>Семья в Москве</w:t>
-            </w:r>
-          </w:p>
-          <w:p ns2:paraId="43F51A46" ns2:textId="597C3C83">
-            <w:pPr>
-              <w:shd w:val="clear" w:color="auto" w:fill="FFFFFF"/>
-              <w:textAlignment w:val="top"/>
-              <w:rPr>
-                <w:rFonts w:ascii="Arial" w:eastAsia="Times New Roman" w:hAnsi="Arial" w:cs="Arial"/>
-                <w:color w:val="2A3137"/>
-              </w:rPr>
-            </w:pPr>
-            <w:r>
-              <w:rPr>
-                <w:rFonts w:ascii="Arial" w:eastAsia="Times New Roman" w:hAnsi="Arial" w:cs="Arial"/>
-                <w:bCs/>
-                <w:color w:val="2A3137"/>
-              </w:rPr>
-              <w:t>Описание деятельности организации:</w:t>
-            </w:r>
-          </w:p>
-          <w:p ns2:paraId="43F51A46" ns2:textId="597C3C83">
-            <w:pPr>
-              <w:shd w:val="clear" w:color="auto" w:fill="FFFFFF"/>
-              <w:textAlignment w:val="top"/>
-              <w:rPr>
-                <w:rFonts w:ascii="Arial" w:eastAsia="Times New Roman" w:hAnsi="Arial" w:cs="Arial"/>
-                <w:color w:val="2A3137"/>
-              </w:rPr>
-            </w:pPr>
-            <w:r>
-              <w:rPr>
-                <w:rFonts w:ascii="Arial" w:eastAsia="Times New Roman" w:hAnsi="Arial" w:cs="Arial"/>
-                <w:bCs/>
-                <w:color w:val="2A3137"/>
-              </w:rPr>
-              <w:t>Уборка Дома 1000 кв.м. сухая влажная уборка. уход за поверхностями стирка глажка уход за VIP-гардеробом уход за обувью, мелкие поручения</w:t>
-            </w:r>
-          </w:p>
-          <w:p ns2:paraId="43F51A46" ns2:textId="597C3C83">
-            <w:pPr>
-              <w:shd w:val="clear" w:color="auto" w:fill="FFFFFF"/>
-              <w:textAlignment w:val="top"/>
-              <w:rPr>
-                <w:rFonts w:ascii="Arial" w:eastAsia="Times New Roman" w:hAnsi="Arial" w:cs="Arial"/>
-                <w:color w:val="2A3137"/>
-              </w:rPr>
-            </w:pPr>
-            <w:r>
-              <w:rPr>
-                <w:rFonts w:ascii="Arial" w:eastAsia="Times New Roman" w:hAnsi="Arial" w:cs="Arial"/>
-                <w:bCs/>
-                <w:color w:val="2A3137"/>
-              </w:rPr>
-              <w:t>Образование</w:t>
-            </w:r>
-          </w:p>
-          <w:p ns2:paraId="43F51A46" ns2:textId="597C3C83">
-            <w:pPr>
-              <w:shd w:val="clear" w:color="auto" w:fill="FFFFFF"/>
-              <w:textAlignment w:val="top"/>
-              <w:rPr>
-                <w:rFonts w:ascii="Arial" w:eastAsia="Times New Roman" w:hAnsi="Arial" w:cs="Arial"/>
-                <w:color w:val="2A3137"/>
-              </w:rPr>
-            </w:pPr>
-            <w:r>
-              <w:rPr>
-                <w:rFonts w:ascii="Arial" w:eastAsia="Times New Roman" w:hAnsi="Arial" w:cs="Arial"/>
-                <w:bCs/>
-                <w:color w:val="2A3137"/>
-              </w:rPr>
-              <w:t>Учебное заведение:</w:t>
-            </w:r>
-          </w:p>
-          <w:p ns2:paraId="43F51A46" ns2:textId="597C3C83">
-            <w:pPr>
-              <w:shd w:val="clear" w:color="auto" w:fill="FFFFFF"/>
-              <w:textAlignment w:val="top"/>
-              <w:rPr>
-                <w:rFonts w:ascii="Arial" w:eastAsia="Times New Roman" w:hAnsi="Arial" w:cs="Arial"/>
-                <w:color w:val="2A3137"/>
-              </w:rPr>
-            </w:pPr>
-            <w:r>
-              <w:rPr>
-                <w:rFonts w:ascii="Arial" w:eastAsia="Times New Roman" w:hAnsi="Arial" w:cs="Arial"/>
-                <w:bCs/>
-                <w:color w:val="2A3137"/>
-              </w:rPr>
-              <w:t>Межрегиональная академия управления персоналом (Киев)</w:t>
-            </w:r>
-          </w:p>
-          <w:p ns2:paraId="43F51A46" ns2:textId="597C3C83">
-            <w:pPr>
-              <w:shd w:val="clear" w:color="auto" w:fill="FFFFFF"/>
-              <w:textAlignment w:val="top"/>
-              <w:rPr>
-                <w:rFonts w:ascii="Arial" w:eastAsia="Times New Roman" w:hAnsi="Arial" w:cs="Arial"/>
-                <w:color w:val="2A3137"/>
-              </w:rPr>
-            </w:pPr>
-            <w:r>
-              <w:rPr>
-                <w:rFonts w:ascii="Arial" w:eastAsia="Times New Roman" w:hAnsi="Arial" w:cs="Arial"/>
-                <w:bCs/>
-                <w:color w:val="2A3137"/>
-              </w:rPr>
-              <w:t>Дата окончания:</w:t>
-            </w:r>
-          </w:p>
-          <w:p ns2:paraId="43F51A46" ns2:textId="597C3C83">
-            <w:pPr>
-              <w:shd w:val="clear" w:color="auto" w:fill="FFFFFF"/>
-              <w:textAlignment w:val="top"/>
-              <w:rPr>
-                <w:rFonts w:ascii="Arial" w:eastAsia="Times New Roman" w:hAnsi="Arial" w:cs="Arial"/>
-                <w:color w:val="2A3137"/>
-              </w:rPr>
-            </w:pPr>
-            <w:r>
-              <w:rPr>
-                <w:rFonts w:ascii="Arial" w:eastAsia="Times New Roman" w:hAnsi="Arial" w:cs="Arial"/>
-                <w:bCs/>
-                <w:color w:val="2A3137"/>
-              </w:rPr>
-              <w:t>Январь 2012 года</w:t>
-            </w:r>
-          </w:p>
-          <w:p ns2:paraId="43F51A46" ns2:textId="597C3C83">
-            <w:pPr>
-              <w:shd w:val="clear" w:color="auto" w:fill="FFFFFF"/>
-              <w:textAlignment w:val="top"/>
-              <w:rPr>
-                <w:rFonts w:ascii="Arial" w:eastAsia="Times New Roman" w:hAnsi="Arial" w:cs="Arial"/>
-                <w:color w:val="2A3137"/>
-              </w:rPr>
-            </w:pPr>
-            <w:r>
-              <w:rPr>
-                <w:rFonts w:ascii="Arial" w:eastAsia="Times New Roman" w:hAnsi="Arial" w:cs="Arial"/>
-                <w:bCs/>
-                <w:color w:val="2A3137"/>
-              </w:rPr>
-              <w:t>Факультет:</w:t>
-            </w:r>
-          </w:p>
-          <w:p ns2:paraId="43F51A46" ns2:textId="597C3C83">
-            <w:pPr>
-              <w:shd w:val="clear" w:color="auto" w:fill="FFFFFF"/>
-              <w:textAlignment w:val="top"/>
-              <w:rPr>
-                <w:rFonts w:ascii="Arial" w:eastAsia="Times New Roman" w:hAnsi="Arial" w:cs="Arial"/>
-                <w:color w:val="2A3137"/>
-              </w:rPr>
-            </w:pPr>
-            <w:r>
-              <w:rPr>
-                <w:rFonts w:ascii="Arial" w:eastAsia="Times New Roman" w:hAnsi="Arial" w:cs="Arial"/>
-                <w:bCs/>
-                <w:color w:val="2A3137"/>
-              </w:rPr>
-              <w:t>Международная экономика</w:t>
-            </w:r>
-          </w:p>
-          <w:p ns2:paraId="43F51A46" ns2:textId="597C3C83">
-            <w:pPr>
-              <w:shd w:val="clear" w:color="auto" w:fill="FFFFFF"/>
-              <w:textAlignment w:val="top"/>
-              <w:rPr>
-                <w:rFonts w:ascii="Arial" w:eastAsia="Times New Roman" w:hAnsi="Arial" w:cs="Arial"/>
-                <w:color w:val="2A3137"/>
-              </w:rPr>
-            </w:pPr>
-            <w:r>
-              <w:rPr>
-                <w:rFonts w:ascii="Arial" w:eastAsia="Times New Roman" w:hAnsi="Arial" w:cs="Arial"/>
-                <w:bCs/>
-                <w:color w:val="2A3137"/>
-              </w:rPr>
-              <w:t>Специальность:</w:t>
-            </w:r>
-          </w:p>
-          <w:p ns2:paraId="43F51A46" ns2:textId="597C3C83">
-            <w:pPr>
-              <w:shd w:val="clear" w:color="auto" w:fill="FFFFFF"/>
-              <w:textAlignment w:val="top"/>
-              <w:rPr>
-                <w:rFonts w:ascii="Arial" w:eastAsia="Times New Roman" w:hAnsi="Arial" w:cs="Arial"/>
-                <w:color w:val="2A3137"/>
-              </w:rPr>
-            </w:pPr>
-            <w:r>
-              <w:rPr>
-                <w:rFonts w:ascii="Arial" w:eastAsia="Times New Roman" w:hAnsi="Arial" w:cs="Arial"/>
-                <w:bCs/>
-                <w:color w:val="2A3137"/>
-              </w:rPr>
-              <w:t>Финансы и кредит</w:t>
-            </w:r>
-          </w:p>
-          <w:p ns2:paraId="43F51A46" ns2:textId="597C3C83">
-            <w:pPr>
-              <w:shd w:val="clear" w:color="auto" w:fill="FFFFFF"/>
-              <w:textAlignment w:val="top"/>
-              <w:rPr>
-                <w:rFonts w:ascii="Arial" w:eastAsia="Times New Roman" w:hAnsi="Arial" w:cs="Arial"/>
-                <w:color w:val="2A3137"/>
-              </w:rPr>
-            </w:pPr>
-            <w:r>
-              <w:rPr>
-                <w:rFonts w:ascii="Arial" w:eastAsia="Times New Roman" w:hAnsi="Arial" w:cs="Arial"/>
-                <w:bCs/>
-                <w:color w:val="2A3137"/>
-              </w:rPr>
               <w:t>Форма обучения:</w:t>
             </w:r>
           </w:p>
-          <w:p ns2:paraId="43F51A46" ns2:textId="597C3C83">
+          <w:p>
             <w:pPr>
               <w:shd w:val="clear" w:color="auto" w:fill="FFFFFF"/>
               <w:textAlignment w:val="top"/>
@@ -1820,7 +1475,7 @@
           </w:p>
         </w:tc>
       </w:tr>
-      <w:tr ns2:paraId="1717516D" ns2:textId="77777777">
+      <w:tr>
         <w:trPr>
           <w:trHeight w:val="20"/>
         </w:trPr>
@@ -1833,7 +1488,7 @@
             </w:tcBorders>
             <w:vAlign w:val="center"/>
           </w:tcPr>
-          <w:p ns2:paraId="06141D70" ns2:textId="22EA1BB3">
+          <w:p>
             <w:pPr>
               <w:spacing w:line="276" w:lineRule="auto"/>
               <w:rPr>
@@ -1865,7 +1520,7 @@
               <w:bottom w:val="single" w:sz="4" w:space="0" w:color="auto"/>
             </w:tcBorders>
           </w:tcPr>
-          <w:p ns2:paraId="4CBA0324" ns2:textId="3728A9CE">
+          <w:p>
             <w:pPr>
               <w:shd w:val="clear" w:color="auto" w:fill="FFFFFF"/>
               <w:textAlignment w:val="top"/>
@@ -1882,7 +1537,7 @@
               <w:t>Название курса:</w:t>
             </w:r>
           </w:p>
-          <w:p ns2:paraId="4CBA0324" ns2:textId="3728A9CE">
+          <w:p>
             <w:pPr>
               <w:shd w:val="clear" w:color="auto" w:fill="FFFFFF"/>
               <w:textAlignment w:val="top"/>
@@ -1899,7 +1554,7 @@
               <w:t>Курсы домработниц</w:t>
             </w:r>
           </w:p>
-          <w:p ns2:paraId="4CBA0324" ns2:textId="3728A9CE">
+          <w:p>
             <w:pPr>
               <w:shd w:val="clear" w:color="auto" w:fill="FFFFFF"/>
               <w:textAlignment w:val="top"/>
@@ -1916,7 +1571,7 @@
               <w:t>Учебное заведение:</w:t>
             </w:r>
           </w:p>
-          <w:p ns2:paraId="4CBA0324" ns2:textId="3728A9CE">
+          <w:p>
             <w:pPr>
               <w:shd w:val="clear" w:color="auto" w:fill="FFFFFF"/>
               <w:textAlignment w:val="top"/>
@@ -1933,7 +1588,7 @@
               <w:t>21 век, г. Москва</w:t>
             </w:r>
           </w:p>
-          <w:p ns2:paraId="4CBA0324" ns2:textId="3728A9CE">
+          <w:p>
             <w:pPr>
               <w:shd w:val="clear" w:color="auto" w:fill="FFFFFF"/>
               <w:textAlignment w:val="top"/>
@@ -1950,7 +1605,7 @@
               <w:t>Продолжительность:</w:t>
             </w:r>
           </w:p>
-          <w:p ns2:paraId="4CBA0324" ns2:textId="3728A9CE">
+          <w:p>
             <w:pPr>
               <w:shd w:val="clear" w:color="auto" w:fill="FFFFFF"/>
               <w:textAlignment w:val="top"/>
@@ -1967,7 +1622,7 @@
               <w:t>1 месяц</w:t>
             </w:r>
           </w:p>
-          <w:p ns2:paraId="4CBA0324" ns2:textId="3728A9CE">
+          <w:p>
             <w:pPr>
               <w:shd w:val="clear" w:color="auto" w:fill="FFFFFF"/>
               <w:textAlignment w:val="top"/>
@@ -1984,7 +1639,7 @@
               <w:t>Дата окончания:</w:t>
             </w:r>
           </w:p>
-          <w:p ns2:paraId="4CBA0324" ns2:textId="3728A9CE">
+          <w:p>
             <w:pPr>
               <w:shd w:val="clear" w:color="auto" w:fill="FFFFFF"/>
               <w:textAlignment w:val="top"/>
@@ -1999,12 +1654,165 @@
                 <w:bCs/>
               </w:rPr>
               <w:t>Февраль 2010 года</w:t>
+            </w:r>
+          </w:p>
+          <w:p>
+            <w:pPr>
+              <w:shd w:val="clear" w:color="auto" w:fill="FFFFFF"/>
+              <w:textAlignment w:val="top"/>
+              <w:rPr>
+                <w:rFonts w:ascii="Arial" w:eastAsia="Times New Roman" w:hAnsi="Arial" w:cs="Arial"/>
+                <w:color w:val="2A3137"/>
+              </w:rPr>
+            </w:pPr>
+            <w:r>
+              <w:rPr>
+                <w:rFonts w:ascii="Arial" w:hAnsi="Arial" w:cs="Arial"/>
+                <w:bCs/>
+              </w:rPr>
+              <w:t>СВЕДЕНИЯ О ПРЕДЫДУЩЕЙ ЗАНЯТОСТИ</w:t>
+            </w:r>
+          </w:p>
+          <w:p>
+            <w:pPr>
+              <w:shd w:val="clear" w:color="auto" w:fill="FFFFFF"/>
+              <w:textAlignment w:val="top"/>
+              <w:rPr>
+                <w:rFonts w:ascii="Arial" w:eastAsia="Times New Roman" w:hAnsi="Arial" w:cs="Arial"/>
+                <w:color w:val="2A3137"/>
+              </w:rPr>
+            </w:pPr>
+            <w:r>
+              <w:rPr>
+                <w:rFonts w:ascii="Arial" w:hAnsi="Arial" w:cs="Arial"/>
+                <w:bCs/>
+              </w:rPr>
+              <w:t>С февраля 2007 по январь</w:t>
+            </w:r>
+          </w:p>
+          <w:p>
+            <w:pPr>
+              <w:shd w:val="clear" w:color="auto" w:fill="FFFFFF"/>
+              <w:textAlignment w:val="top"/>
+              <w:rPr>
+                <w:rFonts w:ascii="Arial" w:eastAsia="Times New Roman" w:hAnsi="Arial" w:cs="Arial"/>
+                <w:color w:val="2A3137"/>
+              </w:rPr>
+            </w:pPr>
+            <w:r>
+              <w:rPr>
+                <w:rFonts w:ascii="Arial" w:hAnsi="Arial" w:cs="Arial"/>
+                <w:bCs/>
+              </w:rPr>
+              <w:t>Место работы: Семья в Москве</w:t>
+            </w:r>
+          </w:p>
+          <w:p>
+            <w:pPr>
+              <w:shd w:val="clear" w:color="auto" w:fill="FFFFFF"/>
+              <w:textAlignment w:val="top"/>
+              <w:rPr>
+                <w:rFonts w:ascii="Arial" w:eastAsia="Times New Roman" w:hAnsi="Arial" w:cs="Arial"/>
+                <w:color w:val="2A3137"/>
+              </w:rPr>
+            </w:pPr>
+            <w:r>
+              <w:rPr>
+                <w:rFonts w:ascii="Arial" w:hAnsi="Arial" w:cs="Arial"/>
+                <w:bCs/>
+              </w:rPr>
+              <w:t>Сайт / информация: https://www.google.com</w:t>
+            </w:r>
+          </w:p>
+          <w:p>
+            <w:pPr>
+              <w:shd w:val="clear" w:color="auto" w:fill="FFFFFF"/>
+              <w:textAlignment w:val="top"/>
+              <w:rPr>
+                <w:rFonts w:ascii="Arial" w:eastAsia="Times New Roman" w:hAnsi="Arial" w:cs="Arial"/>
+                <w:color w:val="2A3137"/>
+              </w:rPr>
+            </w:pPr>
+            <w:r>
+              <w:rPr>
+                <w:rFonts w:ascii="Arial" w:hAnsi="Arial" w:cs="Arial"/>
+                <w:bCs/>
+              </w:rPr>
+              <w:t>Функционал:</w:t>
+            </w:r>
+          </w:p>
+          <w:p>
+            <w:pPr>
+              <w:shd w:val="clear" w:color="auto" w:fill="FFFFFF"/>
+              <w:textAlignment w:val="top"/>
+              <w:rPr>
+                <w:rFonts w:ascii="Arial" w:eastAsia="Times New Roman" w:hAnsi="Arial" w:cs="Arial"/>
+                <w:color w:val="2A3137"/>
+              </w:rPr>
+            </w:pPr>
+            <w:r>
+              <w:rPr>
+                <w:rFonts w:ascii="Arial" w:hAnsi="Arial" w:cs="Arial"/>
+                <w:bCs/>
+              </w:rPr>
+              <w:t>Домработница (Полная занятость)</w:t>
+            </w:r>
+          </w:p>
+          <w:p>
+            <w:pPr>
+              <w:shd w:val="clear" w:color="auto" w:fill="FFFFFF"/>
+              <w:textAlignment w:val="top"/>
+              <w:rPr>
+                <w:rFonts w:ascii="Arial" w:eastAsia="Times New Roman" w:hAnsi="Arial" w:cs="Arial"/>
+                <w:color w:val="2A3137"/>
+              </w:rPr>
+            </w:pPr>
+            <w:r>
+              <w:rPr>
+                <w:rFonts w:ascii="Arial" w:hAnsi="Arial" w:cs="Arial"/>
+                <w:bCs/>
+              </w:rPr>
+              <w:t>Уборка Дома 1000 кв.м. сухая влажная уборка. уход за поверхностями стирка глажка уход за VIP-гардеробом уход за обувью, мелкие поручения</w:t>
+            </w:r>
+          </w:p>
+          <w:p>
+            <w:pPr>
+              <w:shd w:val="clear" w:color="auto" w:fill="FFFFFF"/>
+              <w:textAlignment w:val="top"/>
+              <w:rPr>
+                <w:rFonts w:ascii="Arial" w:eastAsia="Times New Roman" w:hAnsi="Arial" w:cs="Arial"/>
+                <w:color w:val="2A3137"/>
+              </w:rPr>
+            </w:pPr>
+            <w:r>
+              <w:rPr>
+                <w:rFonts w:ascii="Arial" w:hAnsi="Arial" w:cs="Arial"/>
+                <w:bCs/>
+              </w:rPr>
+              <w:t>РЕКОМЕНДАЦИИ ПРЕЖНИХ РАБОТОДАТЕЛЕЙ</w:t>
+            </w:r>
+          </w:p>
+          <w:p>
+            <w:pPr>
+              <w:shd w:val="clear" w:color="auto" w:fill="FFFFFF"/>
+              <w:textAlignment w:val="top"/>
+              <w:rPr>
+                <w:rFonts w:ascii="Arial" w:eastAsia="Times New Roman" w:hAnsi="Arial" w:cs="Arial"/>
+                <w:color w:val="2A3137"/>
+              </w:rPr>
+            </w:pPr>
+            <w:r>
+              <w:rPr>
+                <w:rFonts w:ascii="Arial" w:hAnsi="Arial" w:cs="Arial"/>
+                <w:bCs/>
+              </w:rPr>
+              <w:t>Наличие</w:t>
             </w:r>
           </w:p>
         </w:tc>
       </w:tr>
     </w:tbl>
-    <w:p ns2:paraId="0052D876" ns2:textId="77777777">
+    <w:p>
       <w:pPr>
         <w:spacing w:after="0" w:line="240" w:lineRule="auto"/>
         <w:jc w:val="both"/>
@@ -2035,7 +1843,7 @@
         <w:gridCol w:w="2547"/>
         <w:gridCol w:w="7791"/>
       </w:tblGrid>
-      <w:tr ns2:paraId="4955C886" ns2:textId="77777777">
+      <w:tr>
         <w:tc>
           <w:tcPr>
             <w:tcW w:w="0" w:type="auto"/>
@@ -2045,7 +1853,7 @@
             </w:tcBorders>
             <w:shd w:val="clear" w:color="auto" w:fill="DBE5F1" w:themeFill="accent1" w:themeFillTint="33"/>
           </w:tcPr>
-          <w:p ns2:paraId="31529CCA" ns2:textId="77777777">
+          <w:p>
             <w:pPr>
               <w:rPr>
                 <w:rFonts w:ascii="Arial" w:hAnsi="Arial" w:cs="Arial"/>
@@ -2080,7 +1888,7 @@
           </w:p>
         </w:tc>
       </w:tr>
-      <w:tr ns2:paraId="094037E7" ns2:textId="77777777">
+      <w:tr>
         <w:trPr>
           <w:trHeight w:val="3489"/>
         </w:trPr>
@@ -2092,7 +1900,7 @@
               <w:right w:val="nil"/>
             </w:tcBorders>
           </w:tcPr>
-          <w:p ns2:paraId="1C61DC06" ns2:textId="7D257089">
+          <w:p>
             <w:pPr>
               <w:widowControl w:val="0"/>
               <w:autoSpaceDE w:val="0"/>
@@ -2110,7 +1918,28 @@
                 <w:sz w:val="20"/>
                 <w:szCs w:val="20"/>
               </w:rPr>
-              <w:t>С февраля 2007 по январь</w:t>
+              <w:t>С февраля 2007 по январь 2012 года</w:t>
+            </w:r>
+          </w:p>
+          <w:p>
+            <w:pPr>
+              <w:widowControl w:val="0"/>
+              <w:autoSpaceDE w:val="0"/>
+              <w:autoSpaceDN w:val="0"/>
+              <w:adjustRightInd w:val="0"/>
+              <w:rPr>
+                <w:rFonts w:ascii="Arial" w:hAnsi="Arial" w:cs="Arial"/>
+                <w:sz w:val="20"/>
+                <w:szCs w:val="20"/>
+              </w:rPr>
+            </w:pPr>
+            <w:r>
+              <w:rPr>
+                <w:rFonts w:ascii="Arial" w:hAnsi="Arial" w:cs="Arial"/>
+                <w:sz w:val="20"/>
+                <w:szCs w:val="20"/>
+              </w:rPr>
+              <w:t>(4 г. 11 мес.)</w:t>
             </w:r>
           </w:p>
         </w:tc>
@@ -2122,7 +1951,7 @@
               <w:bottom w:val="single" w:sz="4" w:space="0" w:color="auto"/>
             </w:tcBorders>
           </w:tcPr>
-          <w:p ns2:paraId="3908E1B3" ns2:textId="463861D9">
+          <w:p>
             <w:pPr>
               <w:shd w:val="clear" w:color="auto" w:fill="FFFFFF"/>
               <w:rPr>
@@ -2148,7 +1977,7 @@
               <w:t>Место работы: Семья в Москве</w:t>
             </w:r>
           </w:p>
-          <w:p ns2:paraId="3908E1B3" ns2:textId="463861D9">
+          <w:p>
             <w:pPr>
               <w:shd w:val="clear" w:color="auto" w:fill="FFFFFF"/>
               <w:rPr>
@@ -2170,10 +1999,10 @@
                 <w:szCs w:val="21"/>
                 <w:bdr w:val="none" w:sz="0" w:space="0" w:color="auto" w:frame="1"/>
               </w:rPr>
-              <w:t>Сайт / информация: https://www.google.com</w:t>
+              <w:t>Функционал:</w:t>
             </w:r>
           </w:p>
-          <w:p ns2:paraId="3908E1B3" ns2:textId="463861D9">
+          <w:p>
             <w:pPr>
               <w:shd w:val="clear" w:color="auto" w:fill="FFFFFF"/>
               <w:rPr>
@@ -2195,35 +2024,10 @@
                 <w:szCs w:val="21"/>
                 <w:bdr w:val="none" w:sz="0" w:space="0" w:color="auto" w:frame="1"/>
               </w:rPr>
-              <w:t>Функционал:</w:t>
-            </w:r>
-          </w:p>
-          <w:p ns2:paraId="3908E1B3" ns2:textId="463861D9">
-            <w:pPr>
-              <w:shd w:val="clear" w:color="auto" w:fill="FFFFFF"/>
-              <w:rPr>
-                <w:rFonts w:ascii="Arial" w:eastAsia="Times New Roman" w:hAnsi="Arial" w:cs="Arial"/>
-                <w:b/>
-                <w:bCs/>
-                <w:color w:val="2A3137"/>
-                <w:sz w:val="21"/>
-                <w:szCs w:val="21"/>
-                <w:bdr w:val="none" w:sz="0" w:space="0" w:color="auto" w:frame="1"/>
-              </w:rPr>
-            </w:pPr>
-            <w:r>
-              <w:rPr>
-                <w:rFonts w:ascii="Arial" w:eastAsia="Times New Roman" w:hAnsi="Arial" w:cs="Arial"/>
-                <w:bCs/>
-                <w:color w:val="2A3137"/>
-                <w:sz w:val="21"/>
-                <w:szCs w:val="21"/>
-                <w:bdr w:val="none" w:sz="0" w:space="0" w:color="auto" w:frame="1"/>
-              </w:rPr>
               <w:t>Домработница (Полная занятость)</w:t>
             </w:r>
           </w:p>
-          <w:p ns2:paraId="3908E1B3" ns2:textId="463861D9">
+          <w:p>
             <w:pPr>
               <w:shd w:val="clear" w:color="auto" w:fill="FFFFFF"/>
               <w:rPr>
@@ -2250,87 +2054,8 @@
           </w:p>
         </w:tc>
       </w:tr>
-      <w:tr ns2:paraId="5A0ACDAA" ns2:textId="77777777">
-        <w:tblPrEx>
-          <w:tblBorders>
-            <w:top w:val="single" w:sz="4" w:space="0" w:color="000000" w:themeColor="text1"/>
-            <w:left w:val="single" w:sz="4" w:space="0" w:color="000000" w:themeColor="text1"/>
-            <w:bottom w:val="single" w:sz="4" w:space="0" w:color="000000" w:themeColor="text1"/>
-            <w:right w:val="single" w:sz="4" w:space="0" w:color="000000" w:themeColor="text1"/>
-            <w:insideH w:val="single" w:sz="4" w:space="0" w:color="000000" w:themeColor="text1"/>
-            <w:insideV w:val="single" w:sz="4" w:space="0" w:color="000000" w:themeColor="text1"/>
-          </w:tblBorders>
-        </w:tblPrEx>
-        <w:trPr>
-          <w:trHeight w:val="3424"/>
-        </w:trPr>
-        <w:tc>
-          <w:tcPr>
-            <w:tcW w:w="2547" w:type="dxa"/>
-            <w:tcBorders>
-              <w:top w:val="single" w:sz="4" w:space="0" w:color="auto"/>
-              <w:right w:val="nil"/>
-            </w:tcBorders>
-          </w:tcPr>
-          <w:p ns2:paraId="6E448275" ns2:textId="205B44A3">
-            <w:pPr>
-              <w:widowControl w:val="0"/>
-              <w:autoSpaceDE w:val="0"/>
-              <w:autoSpaceDN w:val="0"/>
-              <w:adjustRightInd w:val="0"/>
-              <w:rPr>
-                <w:rFonts w:ascii="Arial" w:hAnsi="Arial" w:cs="Arial"/>
-                <w:sz w:val="20"/>
-                <w:szCs w:val="20"/>
-              </w:rPr>
-            </w:pPr>
-            <w:r>
-              <w:rPr>
-                <w:rFonts w:ascii="Arial" w:hAnsi="Arial" w:cs="Arial"/>
-                <w:sz w:val="20"/>
-                <w:szCs w:val="20"/>
-              </w:rPr>
-              <w:t/>
-            </w:r>
-          </w:p>
-        </w:tc>
-        <w:tc>
-          <w:tcPr>
-            <w:tcW w:w="7791" w:type="dxa"/>
-            <w:tcBorders>
-              <w:top w:val="single" w:sz="4" w:space="0" w:color="auto"/>
-              <w:left w:val="nil"/>
-            </w:tcBorders>
-          </w:tcPr>
-          <w:p ns2:paraId="698B0F41" ns2:textId="67A03391">
-            <w:pPr>
-              <w:shd w:val="clear" w:color="auto" w:fill="FFFFFF"/>
-              <w:rPr>
-                <w:rFonts w:ascii="Arial" w:eastAsia="Times New Roman" w:hAnsi="Arial" w:cs="Arial"/>
-                <w:b/>
-                <w:bCs/>
-                <w:color w:val="2A3137"/>
-                <w:sz w:val="21"/>
-                <w:szCs w:val="21"/>
-                <w:bdr w:val="none" w:sz="0" w:space="0" w:color="auto" w:frame="1"/>
-              </w:rPr>
-            </w:pPr>
-            <w:r>
-              <w:rPr>
-                <w:rFonts w:ascii="Arial" w:eastAsia="Times New Roman" w:hAnsi="Arial" w:cs="Arial"/>
-                <w:bCs/>
-                <w:color w:val="2A3137"/>
-                <w:sz w:val="21"/>
-                <w:szCs w:val="21"/>
-                <w:bdr w:val="none" w:sz="0" w:space="0" w:color="auto" w:frame="1"/>
-              </w:rPr>
-              <w:t/>
-            </w:r>
-          </w:p>
-        </w:tc>
-      </w:tr>
     </w:tbl>
-    <w:p ns2:paraId="539AF186" ns2:textId="77777777">
+    <w:p>
       <w:pPr>
         <w:rPr>
           <w:rFonts w:ascii="Arial" w:eastAsia="Times New Roman" w:hAnsi="Arial" w:cs="Arial"/>
@@ -2361,14 +2086,14 @@
         <w:gridCol w:w="2547"/>
         <w:gridCol w:w="7791"/>
       </w:tblGrid>
-      <w:tr ns2:paraId="1454B0A9" ns2:textId="77777777">
+      <w:tr>
         <w:tc>
           <w:tcPr>
             <w:tcW w:w="0" w:type="auto"/>
             <w:gridSpan w:val="2"/>
             <w:shd w:val="clear" w:color="auto" w:fill="DBE5F1" w:themeFill="accent1" w:themeFillTint="33"/>
           </w:tcPr>
-          <w:p ns2:paraId="148A2FB3" ns2:textId="77777777">
+          <w:p>
             <w:pPr>
               <w:rPr>
                 <w:rFonts w:ascii="Arial" w:hAnsi="Arial" w:cs="Arial"/>
@@ -2388,7 +2113,7 @@
           </w:p>
         </w:tc>
       </w:tr>
-      <w:tr ns2:paraId="6030D1C6" ns2:textId="77777777">
+      <w:tr>
         <w:trPr>
           <w:trHeight w:val="170"/>
         </w:trPr>
@@ -2396,7 +2121,7 @@
           <w:tcPr>
             <w:tcW w:w="2547" w:type="dxa"/>
           </w:tcPr>
-          <w:p ns2:paraId="1009F394" ns2:textId="77777777">
+          <w:p>
             <w:pPr>
               <w:widowControl w:val="0"/>
               <w:autoSpaceDE w:val="0"/>
@@ -2426,7 +2151,7 @@
           <w:tcPr>
             <w:tcW w:w="7791" w:type="dxa"/>
           </w:tcPr>
-          <w:p ns2:paraId="68D2205F" ns2:textId="6DBC28D2">
+          <w:p>
             <w:pPr>
               <w:shd w:val="clear" w:color="auto" w:fill="FFFFFF"/>
               <w:rPr>
@@ -2445,16 +2170,16 @@
                 <w:szCs w:val="21"/>
                 <w:bdr w:val="none" w:sz="0" w:space="0" w:color="auto" w:frame="1"/>
               </w:rPr>
-              <w:t/>
+              <w:t>Наличие</w:t>
             </w:r>
           </w:p>
         </w:tc>
       </w:tr>
     </w:tbl>
-    <w:p ns2:paraId="6B73553C" ns2:textId="77777777"/>
+    <w:p/>
     <w:sectPr>
-      <w:headerReference w:type="default" ns7:id="rId9"/>
-      <w:headerReference w:type="first" ns7:id="rId10"/>
+      <w:headerReference w:type="default" r:id="rId9"/>
+      <w:headerReference w:type="first" r:id="rId10"/>
       <w:pgSz w:w="12240" w:h="15840"/>
       <w:pgMar w:top="756" w:right="758" w:bottom="1134" w:left="1134" w:header="454" w:footer="720" w:gutter="0"/>
       <w:cols w:space="708"/>
